--- a/06-Projects/2025国赛A题-烟幕干扰弹投放策略/Paper/submission/AI工具使用详情.docx
+++ b/06-Projects/2025国赛A题-烟幕干扰弹投放策略/Paper/submission/AI工具使用详情.docx
@@ -1536,7 +1536,7 @@
           <w:rFonts w:ascii="Times New Roman" w:hAnsi="Times New Roman" w:eastAsia="宋体"/>
           <w:sz w:val="21"/>
         </w:rPr>
-        <w:t>采纳、舍弃与原因：采纳完整圆柱统一判据和 11 幅关键证据图；舍弃目录、装饰性封面和 2026 年后续格式，以符合 2025 电子稿口径并控制正文页数。</w:t>
+        <w:t>采纳、舍弃与原因：采纳完整圆柱统一判据和首版关键证据图；舍弃目录、装饰性封面和 2026 年后续格式，以符合 2025 电子稿口径并控制正文页数。该版随后按记录 008 继续扩充。</w:t>
       </w:r>
     </w:p>
     <w:p>
@@ -1561,6 +1561,190 @@
           <w:sz w:val="21"/>
         </w:rPr>
         <w:t>对正文的标注位置：摘要页 AI 声明、问题 1—5 相关模型/算法段末、参考文献 [6] 与附录复现说明。</w:t>
+      </w:r>
+    </w:p>
+    <w:p>
+      <w:pPr>
+        <w:pStyle w:val="Heading2"/>
+      </w:pPr>
+      <w:r>
+        <w:t>记录 008：按 paper-expert 完整重构与验证增强</w:t>
+      </w:r>
+    </w:p>
+    <w:p>
+      <w:pPr>
+        <w:pStyle w:val="ListBullet"/>
+      </w:pPr>
+      <w:r>
+        <w:rPr>
+          <w:rFonts w:ascii="Times New Roman" w:hAnsi="Times New Roman" w:eastAsia="宋体"/>
+          <w:sz w:val="21"/>
+        </w:rPr>
+        <w:t>日期：2026-07-31</w:t>
+      </w:r>
+    </w:p>
+    <w:p>
+      <w:pPr>
+        <w:pStyle w:val="ListBullet"/>
+      </w:pPr>
+      <w:r>
+        <w:rPr>
+          <w:rFonts w:ascii="Times New Roman" w:hAnsi="Times New Roman" w:eastAsia="宋体"/>
+          <w:sz w:val="21"/>
+        </w:rPr>
+        <w:t>阶段：论文深度重写、随机压力测试与 36 项审查</w:t>
+      </w:r>
+    </w:p>
+    <w:p>
+      <w:pPr>
+        <w:pStyle w:val="ListBullet"/>
+      </w:pPr>
+      <w:r>
+        <w:rPr>
+          <w:rFonts w:ascii="Times New Roman" w:hAnsi="Times New Roman" w:eastAsia="宋体"/>
+          <w:sz w:val="21"/>
+        </w:rPr>
+        <w:t>工具与实际版本：OpenAI Codex，本地桌面会话；实际后端模型标识待从会话界面或导出记录核对。</w:t>
+      </w:r>
+    </w:p>
+    <w:p>
+      <w:pPr>
+        <w:pStyle w:val="ListBullet"/>
+      </w:pPr>
+      <w:r>
+        <w:rPr>
+          <w:rFonts w:ascii="Times New Roman" w:hAnsi="Times New Roman" w:eastAsia="宋体"/>
+          <w:sz w:val="21"/>
+        </w:rPr>
+        <w:t xml:space="preserve">使用目的：依据 </w:t>
+      </w:r>
+      <w:r>
+        <w:rPr>
+          <w:rFonts w:ascii="Consolas" w:hAnsi="Consolas" w:eastAsia="等线"/>
+          <w:sz w:val="19"/>
+        </w:rPr>
+        <w:t>zhsc-lab/thinking/paper-expert</w:t>
+      </w:r>
+      <w:r>
+        <w:rPr>
+          <w:rFonts w:ascii="Times New Roman" w:hAnsi="Times New Roman" w:eastAsia="宋体"/>
+          <w:sz w:val="21"/>
+        </w:rPr>
+        <w:t xml:space="preserve"> 的八段式结构、每问五层闭环、推导展开、量化摘要、流程图、随机验证和 36 项审查要求，重写论文并补强检验。</w:t>
+      </w:r>
+    </w:p>
+    <w:p>
+      <w:pPr>
+        <w:pStyle w:val="ListBullet"/>
+      </w:pPr>
+      <w:r>
+        <w:rPr>
+          <w:rFonts w:ascii="Times New Roman" w:hAnsi="Times New Roman" w:eastAsia="宋体"/>
+          <w:sz w:val="21"/>
+        </w:rPr>
+        <w:t>关键提示词摘录：用户认为原论文的建模推导和分析不够详细，要求说明“怎么想、为什么这样做以及检验”，并要求“完全按照这个写”。</w:t>
+      </w:r>
+    </w:p>
+    <w:p>
+      <w:pPr>
+        <w:pStyle w:val="ListBullet"/>
+      </w:pPr>
+      <w:r>
+        <w:rPr>
+          <w:rFonts w:ascii="Times New Roman" w:hAnsi="Times New Roman" w:eastAsia="宋体"/>
+          <w:sz w:val="21"/>
+        </w:rPr>
+        <w:t>关键回复摘录：逐问重构为“概念—数学—推导—求解—解读”，问题一给出十步几何推导；新增统一流程图和 2000 轮执行误差蒙特卡洛压力测试；仍以官方规范、题面事实和程序实算为上位约束，不虚构结果或不适用方法。</w:t>
+      </w:r>
+    </w:p>
+    <w:p>
+      <w:pPr>
+        <w:pStyle w:val="ListBullet"/>
+      </w:pPr>
+      <w:r>
+        <w:rPr>
+          <w:rFonts w:ascii="Times New Roman" w:hAnsi="Times New Roman" w:eastAsia="宋体"/>
+          <w:sz w:val="21"/>
+        </w:rPr>
+        <w:t xml:space="preserve">产生的公式/代码/文字/图表：重写 </w:t>
+      </w:r>
+      <w:r>
+        <w:rPr>
+          <w:rFonts w:ascii="Consolas" w:hAnsi="Consolas" w:eastAsia="等线"/>
+          <w:sz w:val="19"/>
+        </w:rPr>
+        <w:t>Paper/参赛论文-赛后复现稿.md</w:t>
+      </w:r>
+      <w:r>
+        <w:rPr>
+          <w:rFonts w:ascii="Times New Roman" w:hAnsi="Times New Roman" w:eastAsia="宋体"/>
+          <w:sz w:val="21"/>
+        </w:rPr>
+        <w:t xml:space="preserve">；新增 </w:t>
+      </w:r>
+      <w:r>
+        <w:rPr>
+          <w:rFonts w:ascii="Consolas" w:hAnsi="Consolas" w:eastAsia="等线"/>
+          <w:sz w:val="19"/>
+        </w:rPr>
+        <w:t>Code/src/run_paper_expert_validation.py</w:t>
+      </w:r>
+      <w:r>
+        <w:rPr>
+          <w:rFonts w:ascii="Times New Roman" w:hAnsi="Times New Roman" w:eastAsia="宋体"/>
+          <w:sz w:val="21"/>
+        </w:rPr>
+        <w:t xml:space="preserve">、测试、CSV/JSON、流程图、蒙特卡洛图及 </w:t>
+      </w:r>
+      <w:r>
+        <w:rPr>
+          <w:rFonts w:ascii="Consolas" w:hAnsi="Consolas" w:eastAsia="等线"/>
+          <w:sz w:val="19"/>
+        </w:rPr>
+        <w:t>Paper/Paper-Expert-36项审查.md</w:t>
+      </w:r>
+      <w:r>
+        <w:rPr>
+          <w:rFonts w:ascii="Times New Roman" w:hAnsi="Times New Roman" w:eastAsia="宋体"/>
+          <w:sz w:val="21"/>
+        </w:rPr>
+        <w:t>；正文共 36 个独立公式、17 幅图、12 篇参考文献。</w:t>
+      </w:r>
+    </w:p>
+    <w:p>
+      <w:pPr>
+        <w:pStyle w:val="ListBullet"/>
+      </w:pPr>
+      <w:r>
+        <w:rPr>
+          <w:rFonts w:ascii="Times New Roman" w:hAnsi="Times New Roman" w:eastAsia="宋体"/>
+          <w:sz w:val="21"/>
+        </w:rPr>
+        <w:t>采纳、舍弃与原因：采纳 paper-expert 对结构、解释密度、数值摘要、推导链、算法流程、双重以上验证、一般性策略和交付审查的要求；对机器学习基线、社会经济双维度等与本题不适用条目明确标注不适用，不为凑清单添加虚假模型。</w:t>
+      </w:r>
+    </w:p>
+    <w:p>
+      <w:pPr>
+        <w:pStyle w:val="ListBullet"/>
+      </w:pPr>
+      <w:r>
+        <w:rPr>
+          <w:rFonts w:ascii="Times New Roman" w:hAnsi="Times New Roman" w:eastAsia="宋体"/>
+          <w:sz w:val="21"/>
+        </w:rPr>
+        <w:t>队伍独立推导、验证和修改：问题 1—5 的原始确定性结果已由用户逐阶段复核；新增随机压力测试采用明确标注的情景假设，不能替代实测装备误差；最终版面和实际模型标识仍待用户复核。</w:t>
+      </w:r>
+    </w:p>
+    <w:p>
+      <w:pPr>
+        <w:pStyle w:val="ListBullet"/>
+      </w:pPr>
+      <w:r>
+        <w:rPr>
+          <w:rFonts w:ascii="Times New Roman" w:hAnsi="Times New Roman" w:eastAsia="宋体"/>
+          <w:sz w:val="21"/>
+        </w:rPr>
+        <w:t>对正文的标注位置：摘要页 AI 声明、6.3 节蒙特卡洛情景说明、参考文献 [12]、附录 B 复现命令和附录 D 36 项审查。</w:t>
       </w:r>
     </w:p>
     <w:p>
